--- a/backend/data/corpus/DOC-20260811-319.docx
+++ b/backend/data/corpus/DOC-20260811-319.docx
@@ -71,7 +71,7 @@
         <w:rPr>
           <w:sz w:val="21"/>
         </w:rPr>
-        <w:t>&gt; Stopped by in the workroom for a twenty-minute conversation.</w:t>
+        <w:t>&gt; A compressed meeting in teh workroom, first one this quarter.</w:t>
       </w:r>
     </w:p>
     <w:p>
@@ -79,7 +79,7 @@
         <w:rPr>
           <w:sz w:val="21"/>
         </w:rPr>
-        <w:t>&gt; Described a preference for slower titration in general, unrelated to any particular patient.</w:t>
+        <w:t>&gt; Benefit verification is teh step that most often delays a start here.</w:t>
       </w:r>
     </w:p>
     <w:p>
@@ -95,7 +95,15 @@
         <w:rPr>
           <w:sz w:val="21"/>
         </w:rPr>
-        <w:t>&gt; Compared notes on which sessions were worth the time.</w:t>
+        <w:t>&gt; No product discussion this time. Asked about safety adn confirmed nothing to report.</w:t>
+      </w:r>
+    </w:p>
+    <w:p>
+      <w:r>
+        <w:rPr>
+          <w:sz w:val="21"/>
+        </w:rPr>
+        <w:t>&gt; Spent some time on teh pediatric-to-adult transfers and how workup decisions get sequenced.</w:t>
       </w:r>
     </w:p>
     <w:p>
@@ -119,23 +127,7 @@
         <w:rPr>
           <w:sz w:val="21"/>
         </w:rPr>
-        <w:t>&gt; A half-hour visit at the end of the clinic list; the schedule was tight.</w:t>
-      </w:r>
-    </w:p>
-    <w:p>
-      <w:r>
-        <w:rPr>
-          <w:sz w:val="21"/>
-        </w:rPr>
-        <w:t>&gt; Routine follow-up slots keeps slipping since the summer, which shapes how much time there is for anything else.</w:t>
-      </w:r>
-    </w:p>
-    <w:p>
-      <w:r>
-        <w:rPr>
-          <w:sz w:val="21"/>
-        </w:rPr>
-        <w:t>&gt; Spent some time on newly referred patients and how workup decisions get sequenced.</w:t>
+        <w:t>&gt; Stopped by in the shared office for a clipped conversation.</w:t>
       </w:r>
     </w:p>
     <w:p>
@@ -144,6 +136,30 @@
           <w:sz w:val="21"/>
         </w:rPr>
         <w:t>&gt; Spent most of the conversation on two teenage patients still seizing after multiple medications, with the label closing the door until 18.</w:t>
+      </w:r>
+    </w:p>
+    <w:p>
+      <w:r>
+        <w:rPr>
+          <w:sz w:val="21"/>
+        </w:rPr>
+        <w:t>&gt; The travel schedule this year came up, and little else.</w:t>
+      </w:r>
+    </w:p>
+    <w:p>
+      <w:r>
+        <w:rPr>
+          <w:sz w:val="21"/>
+        </w:rPr>
+        <w:t>&gt; No materials requested this time. Asked about safety and confirmed nothing to report.</w:t>
+      </w:r>
+    </w:p>
+    <w:p>
+      <w:r>
+        <w:rPr>
+          <w:sz w:val="21"/>
+        </w:rPr>
+        <w:t>&gt; Titration habits came up in general terms; no specifics were discussed and none were offered.</w:t>
       </w:r>
     </w:p>
     <w:p>
@@ -167,23 +183,7 @@
         <w:rPr>
           <w:sz w:val="21"/>
         </w:rPr>
-        <w:t>&gt; Caught a rushed window between clinic blocks between patients.</w:t>
-      </w:r>
-    </w:p>
-    <w:p>
-      <w:r>
-        <w:rPr>
-          <w:sz w:val="21"/>
-        </w:rPr>
-        <w:t>&gt; No specific request. Safety items asked about and confirmed none.</w:t>
-      </w:r>
-    </w:p>
-    <w:p>
-      <w:r>
-        <w:rPr>
-          <w:sz w:val="21"/>
-        </w:rPr>
-        <w:t>&gt; The composition of the pediatric-to-adult transfers has shifted over the last year or two.</w:t>
+        <w:t>&gt; Onboarding one of the nurse practitioners is the current preoccupation here.</w:t>
       </w:r>
     </w:p>
     <w:p>
@@ -199,7 +199,15 @@
         <w:rPr>
           <w:sz w:val="21"/>
         </w:rPr>
-        <w:t>&gt; Onboarding a front-desk coordinator is the current preoccupation here.</w:t>
+        <w:t>&gt; Described how long-standing patients is triaged now compared with before.</w:t>
+      </w:r>
+    </w:p>
+    <w:p>
+      <w:r>
+        <w:rPr>
+          <w:sz w:val="21"/>
+        </w:rPr>
+        <w:t>&gt; Noted that coverage paperwork remains the slowest step and that this is not specific to any one product.</w:t>
       </w:r>
     </w:p>
     <w:p>
@@ -223,7 +231,7 @@
         <w:rPr>
           <w:sz w:val="21"/>
         </w:rPr>
-        <w:t>&gt; Titration scheduling is handled by nursing staff, which the practice finds workable.</w:t>
+        <w:t>&gt; The composition of teh surgical workup list has shifted over the last year or two.</w:t>
       </w:r>
     </w:p>
     <w:p>
@@ -231,7 +239,7 @@
         <w:rPr>
           <w:sz w:val="21"/>
         </w:rPr>
-        <w:t>&gt; The composition of the older half of the panel has shifted over the last year or two.</w:t>
+        <w:t>&gt; Onboarding teh epilepsy fellow is the current preoccupation here.</w:t>
       </w:r>
     </w:p>
     <w:p>
@@ -240,14 +248,6 @@
           <w:sz w:val="21"/>
         </w:rPr>
         <w:t>&gt; Said the hardest conversations in clinic are about the gap between what these adolescent patients need and what the label permits.</w:t>
-      </w:r>
-    </w:p>
-    <w:p>
-      <w:r>
-        <w:rPr>
-          <w:sz w:val="21"/>
-        </w:rPr>
-        <w:t>&gt; The practice lost two medical assistants and has not backfilled, so the new-patient backlog looks better than last year.</w:t>
       </w:r>
     </w:p>
     <w:p>
@@ -271,23 +271,7 @@
         <w:rPr>
           <w:sz w:val="21"/>
         </w:rPr>
-        <w:t>&gt; The new charting templates changed again last month, and that took up the first part of the conversation.</w:t>
-      </w:r>
-    </w:p>
-    <w:p>
-      <w:r>
-        <w:rPr>
-          <w:sz w:val="21"/>
-        </w:rPr>
-        <w:t>&gt; Benefit verification is the step that most often delays a start here.</w:t>
-      </w:r>
-    </w:p>
-    <w:p>
-      <w:r>
-        <w:rPr>
-          <w:sz w:val="21"/>
-        </w:rPr>
-        <w:t>&gt; Nothing that needed follow-up. Safety items asked about and confirmed none.</w:t>
+        <w:t>&gt; A short conversation by the scheduling desk, mostly logistics.</w:t>
       </w:r>
     </w:p>
     <w:p>
@@ -296,6 +280,14 @@
           <w:sz w:val="21"/>
         </w:rPr>
         <w:t>&gt; Spent most of the conversation on a 17-year-old whose regimen is clearly failing while the approved options are exhausted.</w:t>
+      </w:r>
+    </w:p>
+    <w:p>
+      <w:r>
+        <w:rPr>
+          <w:sz w:val="21"/>
+        </w:rPr>
+        <w:t>&gt; Mostly small talk about the program and the venue.</w:t>
       </w:r>
     </w:p>
     <w:p>
@@ -319,7 +311,7 @@
         <w:rPr>
           <w:sz w:val="21"/>
         </w:rPr>
-        <w:t>&gt; A brief conversation at teh end of the clinic list, mostly logistics.</w:t>
+        <w:t>&gt; A clipped visit by the scheduling desk; the schedule was tight.</w:t>
       </w:r>
     </w:p>
     <w:p>
@@ -327,7 +319,15 @@
         <w:rPr>
           <w:sz w:val="21"/>
         </w:rPr>
-        <w:t>&gt; The composition of newly referred patients has shifted over teh last year or two.</w:t>
+        <w:t>&gt; Titration scheduling is handled by nursing staff, which the practice finds workable.</w:t>
+      </w:r>
+    </w:p>
+    <w:p>
+      <w:r>
+        <w:rPr>
+          <w:sz w:val="21"/>
+        </w:rPr>
+        <w:t>&gt; Described how the pediatric-to-adult transfers is triaged now compared with before.</w:t>
       </w:r>
     </w:p>
     <w:p>
@@ -343,7 +343,7 @@
         <w:rPr>
           <w:sz w:val="21"/>
         </w:rPr>
-        <w:t>&gt; Closed there — nothing that needed follow-up.</w:t>
+        <w:t>&gt; Mentioned a review that circulated on the service but did not raise any specific finding.</w:t>
       </w:r>
     </w:p>
     <w:p>
@@ -367,7 +367,23 @@
         <w:rPr>
           <w:sz w:val="21"/>
         </w:rPr>
-        <w:t>&gt; Titration scheduling is handled by nursing staff, which the practice finds workable.</w:t>
+        <w:t>&gt; An unhurried visit in the workroom; the schedule was tight.</w:t>
+      </w:r>
+    </w:p>
+    <w:p>
+      <w:r>
+        <w:rPr>
+          <w:sz w:val="21"/>
+        </w:rPr>
+        <w:t>&gt; The practice lost a rotating resident and has not backfilled, so the referral queue has stretched out.</w:t>
+      </w:r>
+    </w:p>
+    <w:p>
+      <w:r>
+        <w:rPr>
+          <w:sz w:val="21"/>
+        </w:rPr>
+        <w:t>&gt; Closed there — nothing actionable this visit.</w:t>
       </w:r>
     </w:p>
     <w:p>
@@ -376,14 +392,6 @@
           <w:sz w:val="21"/>
         </w:rPr>
         <w:t>&gt; Asked me to carry back internally a 17-year-old whose regimen is clearly failing while the approved options are exhausted.</w:t>
-      </w:r>
-    </w:p>
-    <w:p>
-      <w:r>
-        <w:rPr>
-          <w:sz w:val="21"/>
-        </w:rPr>
-        <w:t>&gt; Onboarding a front-desk coordinator is the current preoccupation here.</w:t>
       </w:r>
     </w:p>
     <w:p>
@@ -407,7 +415,7 @@
         <w:rPr>
           <w:sz w:val="21"/>
         </w:rPr>
-        <w:t>&gt; A rushed conversation outside the EEG suite, mostly logistics.</w:t>
+        <w:t>&gt; Caught a half-hour window at the end of the clinic list between patients.</w:t>
       </w:r>
     </w:p>
     <w:p>
@@ -415,7 +423,7 @@
         <w:rPr>
           <w:sz w:val="21"/>
         </w:rPr>
-        <w:t>&gt; Most of the discussion was about the scheduling system, which went live without much warning.</w:t>
+        <w:t>&gt; Described a preference for slower titration in general, unrelated to any particular patient.</w:t>
       </w:r>
     </w:p>
     <w:p>
@@ -424,6 +432,22 @@
           <w:sz w:val="21"/>
         </w:rPr>
         <w:t>&gt; Spent most of the conversation on the steady trickle of drug-resistant teenagers for whom nothing on label has changed.</w:t>
+      </w:r>
+    </w:p>
+    <w:p>
+      <w:r>
+        <w:rPr>
+          <w:sz w:val="21"/>
+        </w:rPr>
+        <w:t>&gt; Spent some time on long-standing patients and how workup decisions get sequenced.</w:t>
+      </w:r>
+    </w:p>
+    <w:p>
+      <w:r>
+        <w:rPr>
+          <w:sz w:val="21"/>
+        </w:rPr>
+        <w:t>&gt; Most of the discussion was about the new charting templates, which changed again last month.</w:t>
       </w:r>
     </w:p>
     <w:p>
@@ -447,7 +471,7 @@
         <w:rPr>
           <w:sz w:val="21"/>
         </w:rPr>
-        <w:t>&gt; A brief meeting by the scheduling desk, first one this quarter.</w:t>
+        <w:t>&gt; Caught a fragmented window between clinic blocks between patients.</w:t>
       </w:r>
     </w:p>
     <w:p>
@@ -455,7 +479,7 @@
         <w:rPr>
           <w:sz w:val="21"/>
         </w:rPr>
-        <w:t>&gt; Nothing actionable this visit. Safety items asked about and confirmed none.</w:t>
+        <w:t>&gt; Flagged how uncomfortable it feels to park adolescent refractory cases until a birthday.</w:t>
       </w:r>
     </w:p>
     <w:p>
@@ -471,7 +495,7 @@
         <w:rPr>
           <w:sz w:val="21"/>
         </w:rPr>
-        <w:t>&gt; Flagged how uncomfortable it feels to park adolescent refractory cases until a birthday.</w:t>
+        <w:t>&gt; Closed there — no materials requested.</w:t>
       </w:r>
     </w:p>
     <w:p>
@@ -479,7 +503,7 @@
         <w:rPr>
           <w:sz w:val="21"/>
         </w:rPr>
-        <w:t>&gt; Referenced a guideline update discussed at journal club in passing.</w:t>
+        <w:t>&gt; Onboarding the epilepsy fellow is the current preoccupation here.</w:t>
       </w:r>
     </w:p>
     <w:p>
@@ -503,7 +527,7 @@
         <w:rPr>
           <w:sz w:val="21"/>
         </w:rPr>
-        <w:t>&gt; Caught a half-hour window over a quick coffee between patients.</w:t>
+        <w:t>&gt; Caught an unhurried window outside the EEG suite between patients.</w:t>
       </w:r>
     </w:p>
     <w:p>
@@ -511,7 +535,7 @@
         <w:rPr>
           <w:sz w:val="21"/>
         </w:rPr>
-        <w:t>&gt; Benefit verification is the step that most often delays a start here.</w:t>
+        <w:t>&gt; Clinic throughput keeps slipping since the summer, which shapes how much time there is for anything else.</w:t>
       </w:r>
     </w:p>
     <w:p>
@@ -519,7 +543,15 @@
         <w:rPr>
           <w:sz w:val="21"/>
         </w:rPr>
-        <w:t>&gt; Titration habits came up in general terms; no specifics were discussed and none were offered.</w:t>
+        <w:t>&gt; Referral patterns into this clinic have changed, and the refractory group is a bigger share than it was.</w:t>
+      </w:r>
+    </w:p>
+    <w:p>
+      <w:r>
+        <w:rPr>
+          <w:sz w:val="21"/>
+        </w:rPr>
+        <w:t>&gt; The travel schedule this year came up, and little else.</w:t>
       </w:r>
     </w:p>
     <w:p>
@@ -528,14 +560,6 @@
           <w:sz w:val="21"/>
         </w:rPr>
         <w:t>&gt; Described the steady trickle of drug-resistant teenagers for whom nothing on label has changed.</w:t>
-      </w:r>
-    </w:p>
-    <w:p>
-      <w:r>
-        <w:rPr>
-          <w:sz w:val="21"/>
-        </w:rPr>
-        <w:t>&gt; The composition of long-standing patients has shifted over the last year or two.</w:t>
       </w:r>
     </w:p>
     <w:p>
